--- a/TRPG_시나리오_작성_통합가이드_v3.2_통합본.docx
+++ b/TRPG_시나리오_작성_통합가이드_v3.2_통합본.docx
@@ -214,10 +214,6 @@
         <w:t xml:space="preserve"> </w:t>
       </w:r>
       <w:r>
-        <w:rPr>
-          <w:bCs/>
-          <w:b/>
-        </w:rPr>
         <w:t xml:space="preserve">“</w:t>
       </w:r>
       <w:r>
@@ -228,10 +224,6 @@
         <w:t xml:space="preserve">같은 정보를 어떻게 배치했는가</w:t>
       </w:r>
       <w:r>
-        <w:rPr>
-          <w:bCs/>
-          <w:b/>
-        </w:rPr>
         <w:t xml:space="preserve">”</w:t>
       </w:r>
       <w:r>
@@ -1048,7 +1040,11 @@
           <w:p>
             <w:pPr>
               <w:pStyle w:val="Compact"/>
-            </w:pPr>
+              <w:jc w:val="left"/>
+            </w:pPr>
+            <w:r>
+              <w:t xml:space="preserve">구분</w:t>
+            </w:r>
           </w:p>
         </w:tc>
         <w:tc>
@@ -2466,7 +2462,11 @@
           <w:p>
             <w:pPr>
               <w:pStyle w:val="Compact"/>
-            </w:pPr>
+              <w:jc w:val="left"/>
+            </w:pPr>
+            <w:r>
+              <w:t xml:space="preserve">구분</w:t>
+            </w:r>
           </w:p>
         </w:tc>
         <w:tc>
@@ -3181,7 +3181,11 @@
           <w:p>
             <w:pPr>
               <w:pStyle w:val="Compact"/>
-            </w:pPr>
+              <w:jc w:val="left"/>
+            </w:pPr>
+            <w:r>
+              <w:t xml:space="preserve">구분</w:t>
+            </w:r>
           </w:p>
         </w:tc>
         <w:tc>
@@ -4515,7 +4519,11 @@
           <w:p>
             <w:pPr>
               <w:pStyle w:val="Compact"/>
-            </w:pPr>
+              <w:jc w:val="left"/>
+            </w:pPr>
+            <w:r>
+              <w:t xml:space="preserve">구분</w:t>
+            </w:r>
           </w:p>
         </w:tc>
         <w:tc>
@@ -4751,10 +4759,6 @@
         <w:pStyle w:val="BlockText"/>
       </w:pPr>
       <w:r>
-        <w:rPr>
-          <w:bCs/>
-          <w:b/>
-        </w:rPr>
         <w:t xml:space="preserve">“</w:t>
       </w:r>
       <w:r>
@@ -4765,10 +4769,6 @@
         <w:t xml:space="preserve">이 선택으로 시나리오의 전면적 분기가 발생하는가?</w:t>
       </w:r>
       <w:r>
-        <w:rPr>
-          <w:bCs/>
-          <w:b/>
-        </w:rPr>
         <w:t xml:space="preserve">”</w:t>
       </w:r>
     </w:p>
@@ -5461,7 +5461,11 @@
           <w:p>
             <w:pPr>
               <w:pStyle w:val="Compact"/>
-            </w:pPr>
+              <w:jc w:val="left"/>
+            </w:pPr>
+            <w:r>
+              <w:t xml:space="preserve">구분</w:t>
+            </w:r>
           </w:p>
         </w:tc>
         <w:tc>
@@ -7376,10 +7380,6 @@
         <w:t xml:space="preserve"> </w:t>
       </w:r>
       <w:r>
-        <w:rPr>
-          <w:bCs/>
-          <w:b/>
-        </w:rPr>
         <w:t xml:space="preserve">“</w:t>
       </w:r>
       <w:r>
@@ -7390,10 +7390,6 @@
         <w:t xml:space="preserve">이대로 있으면 큰일 난다</w:t>
       </w:r>
       <w:r>
-        <w:rPr>
-          <w:bCs/>
-          <w:b/>
-        </w:rPr>
         <w:t xml:space="preserve">”</w:t>
       </w:r>
       <w:r>
@@ -8242,10 +8238,6 @@
         <w:t xml:space="preserve"> </w:t>
       </w:r>
       <w:r>
-        <w:rPr>
-          <w:bCs/>
-          <w:b/>
-        </w:rPr>
         <w:t xml:space="preserve">“</w:t>
       </w:r>
       <w:r>
@@ -8256,10 +8248,6 @@
         <w:t xml:space="preserve">서사 중심(story-driven)</w:t>
       </w:r>
       <w:r>
-        <w:rPr>
-          <w:bCs/>
-          <w:b/>
-        </w:rPr>
         <w:t xml:space="preserve">”</w:t>
       </w:r>
       <w:r>
@@ -8269,10 +8257,6 @@
         <w:t xml:space="preserve"> </w:t>
       </w:r>
       <w:r>
-        <w:rPr>
-          <w:bCs/>
-          <w:b/>
-        </w:rPr>
         <w:t xml:space="preserve">“</w:t>
       </w:r>
       <w:r>
@@ -8283,10 +8267,6 @@
         <w:t xml:space="preserve">단편 완결형</w:t>
       </w:r>
       <w:r>
-        <w:rPr>
-          <w:bCs/>
-          <w:b/>
-        </w:rPr>
         <w:t xml:space="preserve">”</w:t>
       </w:r>
       <w:r>
@@ -8339,7 +8319,11 @@
           <w:p>
             <w:pPr>
               <w:pStyle w:val="Compact"/>
-            </w:pPr>
+              <w:jc w:val="left"/>
+            </w:pPr>
+            <w:r>
+              <w:t xml:space="preserve">구분</w:t>
+            </w:r>
           </w:p>
         </w:tc>
         <w:tc>
@@ -8587,10 +8571,6 @@
         <w:t xml:space="preserve"> </w:t>
       </w:r>
       <w:r>
-        <w:rPr>
-          <w:bCs/>
-          <w:b/>
-        </w:rPr>
         <w:t xml:space="preserve">“</w:t>
       </w:r>
       <w:r>
@@ -8601,10 +8581,6 @@
         <w:t xml:space="preserve">돌릴 수 있는 문서</w:t>
       </w:r>
       <w:r>
-        <w:rPr>
-          <w:bCs/>
-          <w:b/>
-        </w:rPr>
         <w:t xml:space="preserve">”</w:t>
       </w:r>
       <w:r>
@@ -9353,10 +9329,6 @@
         <w:t xml:space="preserve"> </w:t>
       </w:r>
       <w:r>
-        <w:rPr>
-          <w:bCs/>
-          <w:b/>
-        </w:rPr>
         <w:t xml:space="preserve">“</w:t>
       </w:r>
       <w:r>
@@ -9367,10 +9339,6 @@
         <w:t xml:space="preserve">플레이 중 참조하지 마십시오</w:t>
       </w:r>
       <w:r>
-        <w:rPr>
-          <w:bCs/>
-          <w:b/>
-        </w:rPr>
         <w:t xml:space="preserve">”</w:t>
       </w:r>
       <w:r>
@@ -9525,10 +9493,6 @@
         <w:t xml:space="preserve"> </w:t>
       </w:r>
       <w:r>
-        <w:rPr>
-          <w:bCs/>
-          <w:b/>
-        </w:rPr>
         <w:t xml:space="preserve">“</w:t>
       </w:r>
       <w:r>
@@ -9539,10 +9503,6 @@
         <w:t xml:space="preserve">플레이 중 펼치는 면이 몇 페이지인가</w:t>
       </w:r>
       <w:r>
-        <w:rPr>
-          <w:bCs/>
-          <w:b/>
-        </w:rPr>
         <w:t xml:space="preserve">”</w:t>
       </w:r>
       <w:r>
@@ -13974,10 +13934,6 @@
         <w:t xml:space="preserve"> </w:t>
       </w:r>
       <w:r>
-        <w:rPr>
-          <w:bCs/>
-          <w:b/>
-        </w:rPr>
         <w:t xml:space="preserve">“</w:t>
       </w:r>
       <w:r>
@@ -13988,10 +13944,6 @@
         <w:t xml:space="preserve">이 문서를 읽는 법</w:t>
       </w:r>
       <w:r>
-        <w:rPr>
-          <w:bCs/>
-          <w:b/>
-        </w:rPr>
         <w:t xml:space="preserve">”</w:t>
       </w:r>
       <w:r>
@@ -14455,10 +14407,6 @@
         <w:t xml:space="preserve"> </w:t>
       </w:r>
       <w:r>
-        <w:rPr>
-          <w:bCs/>
-          <w:b/>
-        </w:rPr>
         <w:t xml:space="preserve">“</w:t>
       </w:r>
       <w:r>
@@ -14469,10 +14417,6 @@
         <w:t xml:space="preserve">단서를 얼마나 잘 모으는가</w:t>
       </w:r>
       <w:r>
-        <w:rPr>
-          <w:bCs/>
-          <w:b/>
-        </w:rPr>
         <w:t xml:space="preserve">”</w:t>
       </w:r>
       <w:r>

--- a/TRPG_시나리오_작성_통합가이드_v3.2_통합본.docx
+++ b/TRPG_시나리오_작성_통합가이드_v3.2_통합본.docx
@@ -86,7 +86,11 @@
           <w:p>
             <w:pPr>
               <w:pStyle w:val="Compact"/>
-            </w:pPr>
+              <w:jc w:val="left"/>
+            </w:pPr>
+            <w:r>
+              <w:t xml:space="preserve">계보</w:t>
+            </w:r>
           </w:p>
         </w:tc>
         <w:tc>
